--- a/QTQLĐT&HTQT03/QTQLĐT&HTQT03BM43.docx
+++ b/QTQLĐT&HTQT03/QTQLĐT&HTQT03BM43.docx
@@ -1,8 +1,2129 @@
 
 <file path=word/document.xml><?xml version="1.0" encoding="utf-8"?>
-<w:document xmlns:wpc="http://schemas.microsoft.com/office/word/2010/wordprocessingCanvas" xmlns:cx="http://schemas.microsoft.com/office/drawing/2014/chartex" xmlns:cx1="http://schemas.microsoft.com/office/drawing/2015/9/8/chartex" xmlns:cx2="http://schemas.microsoft.com/office/drawing/2015/10/21/chartex" xmlns:cx3="http://schemas.microsoft.com/office/drawing/2016/5/9/chartex" xmlns:cx4="http://schemas.microsoft.com/office/drawing/2016/5/10/chartex" xmlns:cx5="http://schemas.microsoft.com/office/drawing/2016/5/11/chartex" xmlns:cx6="http://schemas.microsoft.com/office/drawing/2016/5/12/chartex" xmlns:cx7="http://schemas.microsoft.com/office/drawing/2016/5/13/chartex" xmlns:cx8="http://schemas.microsoft.com/office/drawing/2016/5/14/chartex" xmlns:mc="http://schemas.openxmlformats.org/markup-compatibility/2006" xmlns:aink="http://schemas.microsoft.com/office/drawing/2016/ink" xmlns:am3d="http://schemas.microsoft.com/office/drawing/2017/model3d" xmlns:o="urn:schemas-microsoft-com:office:office" xmlns:oel="http://schemas.microsoft.com/office/2019/extlst" xmlns:r="http://schemas.openxmlformats.org/officeDocument/2006/relationships" xmlns:m="http://schemas.openxmlformats.org/officeDocument/2006/math" xmlns:v="urn:schemas-microsoft-com:vml" xmlns:wp14="http://schemas.microsoft.com/office/word/2010/wordprocessingDrawing" xmlns:wp="http://schemas.openxmlformats.org/drawingml/2006/wordprocessingDrawing" xmlns:w10="urn:schemas-microsoft-com:office:word" xmlns:w="http://schemas.openxmlformats.org/wordprocessingml/2006/main" xmlns:w14="http://schemas.microsoft.com/office/word/2010/wordml" xmlns:w15="http://schemas.microsoft.com/office/word/2012/wordml" xmlns:w16cex="http://schemas.microsoft.com/office/word/2018/wordml/cex" xmlns:w16cid="http://schemas.microsoft.com/office/word/2016/wordml/cid" xmlns:w16="http://schemas.microsoft.com/office/word/2018/wordml" xmlns:w16sdtdh="http://schemas.microsoft.com/office/word/2020/wordml/sdtdatahash" xmlns:w16se="http://schemas.microsoft.com/office/word/2015/wordml/symex" xmlns:wpg="http://schemas.microsoft.com/office/word/2010/wordprocessingGroup" xmlns:wpi="http://schemas.microsoft.com/office/word/2010/wordprocessingInk" xmlns:wne="http://schemas.microsoft.com/office/word/2006/wordml" xmlns:wps="http://schemas.microsoft.com/office/word/2010/wordprocessingShape" mc:Ignorable="w14 w15 w16se w16cid w16 w16cex w16sdtdh wp14">
+<w:document xmlns:wpc="http://schemas.microsoft.com/office/word/2010/wordprocessingCanvas" xmlns:cx="http://schemas.microsoft.com/office/drawing/2014/chartex" xmlns:cx1="http://schemas.microsoft.com/office/drawing/2015/9/8/chartex" xmlns:cx2="http://schemas.microsoft.com/office/drawing/2015/10/21/chartex" xmlns:cx3="http://schemas.microsoft.com/office/drawing/2016/5/9/chartex" xmlns:cx4="http://schemas.microsoft.com/office/drawing/2016/5/10/chartex" xmlns:cx5="http://schemas.microsoft.com/office/drawing/2016/5/11/chartex" xmlns:cx6="http://schemas.microsoft.com/office/drawing/2016/5/12/chartex" xmlns:cx7="http://schemas.microsoft.com/office/drawing/2016/5/13/chartex" xmlns:cx8="http://schemas.microsoft.com/office/drawing/2016/5/14/chartex" xmlns:mc="http://schemas.openxmlformats.org/markup-compatibility/2006" xmlns:aink="http://schemas.microsoft.com/office/drawing/2016/ink" xmlns:am3d="http://schemas.microsoft.com/office/drawing/2017/model3d" xmlns:o="urn:schemas-microsoft-com:office:office" xmlns:oel="http://schemas.microsoft.com/office/2019/extlst" xmlns:r="http://schemas.openxmlformats.org/officeDocument/2006/relationships" xmlns:m="http://schemas.openxmlformats.org/officeDocument/2006/math" xmlns:v="urn:schemas-microsoft-com:vml" xmlns:wp14="http://schemas.microsoft.com/office/word/2010/wordprocessingDrawing" xmlns:wp="http://schemas.openxmlformats.org/drawingml/2006/wordprocessingDrawing" xmlns:w10="urn:schemas-microsoft-com:office:word" xmlns:w="http://schemas.openxmlformats.org/wordprocessingml/2006/main" xmlns:w14="http://schemas.microsoft.com/office/word/2010/wordml" xmlns:w15="http://schemas.microsoft.com/office/word/2012/wordml" xmlns:w16cex="http://schemas.microsoft.com/office/word/2018/wordml/cex" xmlns:w16cid="http://schemas.microsoft.com/office/word/2016/wordml/cid" xmlns:w16="http://schemas.microsoft.com/office/word/2018/wordml" xmlns:w16du="http://schemas.microsoft.com/office/word/2023/wordml/word16du" xmlns:w16sdtdh="http://schemas.microsoft.com/office/word/2020/wordml/sdtdatahash" xmlns:w16sdtfl="http://schemas.microsoft.com/office/word/2024/wordml/sdtformatlock" xmlns:w16se="http://schemas.microsoft.com/office/word/2015/wordml/symex" xmlns:wpg="http://schemas.microsoft.com/office/word/2010/wordprocessingGroup" xmlns:wpi="http://schemas.microsoft.com/office/word/2010/wordprocessingInk" xmlns:wne="http://schemas.microsoft.com/office/word/2006/wordml" xmlns:wps="http://schemas.microsoft.com/office/word/2010/wordprocessingShape" mc:Ignorable="w14 w15 w16se w16cid w16 w16cex w16sdtdh w16sdtfl w16du wp14">
   <w:body>
-    <w:p/>
+    <w:p>
+      <w:pPr>
+        <w:shd w:val="clear" w:color="auto" w:fill="FFFFFF" w:themeFill="background1"/>
+        <w:spacing w:after="0"/>
+        <w:jc w:val="center"/>
+        <w:rPr>
+          <w:b/>
+          <w:color w:val="000000" w:themeColor="text1"/>
+        </w:rPr>
+      </w:pPr>
+      <w:r>
+        <w:rPr>
+          <w:b/>
+          <w:color w:val="000000" w:themeColor="text1"/>
+        </w:rPr>
+        <w:t>CỘNG HÒA XÃ HỘI CHỦ NGHĨA VIỆT NAM</w:t>
+      </w:r>
+    </w:p>
+    <w:p>
+      <w:pPr>
+        <w:shd w:val="clear" w:color="auto" w:fill="FFFFFF" w:themeFill="background1"/>
+        <w:spacing w:after="0"/>
+        <w:jc w:val="center"/>
+        <w:rPr>
+          <w:b/>
+          <w:color w:val="000000" w:themeColor="text1"/>
+        </w:rPr>
+      </w:pPr>
+      <w:r>
+        <w:rPr>
+          <w:b/>
+          <w:noProof/>
+          <w:color w:val="000000" w:themeColor="text1"/>
+        </w:rPr>
+        <mc:AlternateContent>
+          <mc:Choice Requires="wps">
+            <w:drawing>
+              <wp:anchor distT="0" distB="0" distL="114300" distR="114300" simplePos="0" relativeHeight="251659264" behindDoc="0" locked="0" layoutInCell="1" allowOverlap="1" wp14:anchorId="563D6387" wp14:editId="0C2007EA">
+                <wp:simplePos x="0" y="0"/>
+                <wp:positionH relativeFrom="column">
+                  <wp:posOffset>1929765</wp:posOffset>
+                </wp:positionH>
+                <wp:positionV relativeFrom="paragraph">
+                  <wp:posOffset>166370</wp:posOffset>
+                </wp:positionV>
+                <wp:extent cx="1847850" cy="0"/>
+                <wp:effectExtent l="0" t="0" r="19050" b="19050"/>
+                <wp:wrapNone/>
+                <wp:docPr id="1973849719" name="Straight Connector 175"/>
+                <wp:cNvGraphicFramePr>
+                  <a:graphicFrameLocks xmlns:a="http://schemas.openxmlformats.org/drawingml/2006/main"/>
+                </wp:cNvGraphicFramePr>
+                <a:graphic xmlns:a="http://schemas.openxmlformats.org/drawingml/2006/main">
+                  <a:graphicData uri="http://schemas.microsoft.com/office/word/2010/wordprocessingShape">
+                    <wps:wsp>
+                      <wps:cNvCnPr>
+                        <a:cxnSpLocks noChangeShapeType="1"/>
+                      </wps:cNvCnPr>
+                      <wps:spPr bwMode="auto">
+                        <a:xfrm>
+                          <a:off x="0" y="0"/>
+                          <a:ext cx="1847850" cy="0"/>
+                        </a:xfrm>
+                        <a:prstGeom prst="line">
+                          <a:avLst/>
+                        </a:prstGeom>
+                        <a:noFill/>
+                        <a:ln w="12700">
+                          <a:solidFill>
+                            <a:srgbClr val="000000"/>
+                          </a:solidFill>
+                          <a:round/>
+                          <a:headEnd/>
+                          <a:tailEnd/>
+                        </a:ln>
+                        <a:extLst>
+                          <a:ext uri="{909E8E84-426E-40DD-AFC4-6F175D3DCCD1}">
+                            <a14:hiddenFill xmlns:a14="http://schemas.microsoft.com/office/drawing/2010/main">
+                              <a:noFill/>
+                            </a14:hiddenFill>
+                          </a:ext>
+                        </a:extLst>
+                      </wps:spPr>
+                      <wps:bodyPr/>
+                    </wps:wsp>
+                  </a:graphicData>
+                </a:graphic>
+                <wp14:sizeRelH relativeFrom="page">
+                  <wp14:pctWidth>0</wp14:pctWidth>
+                </wp14:sizeRelH>
+                <wp14:sizeRelV relativeFrom="page">
+                  <wp14:pctHeight>0</wp14:pctHeight>
+                </wp14:sizeRelV>
+              </wp:anchor>
+            </w:drawing>
+          </mc:Choice>
+          <mc:Fallback>
+            <w:pict>
+              <v:line w14:anchorId="1C039FAF" id="Straight Connector 175" o:spid="_x0000_s1026" style="position:absolute;z-index:251659264;visibility:visible;mso-wrap-style:square;mso-width-percent:0;mso-height-percent:0;mso-wrap-distance-left:9pt;mso-wrap-distance-top:0;mso-wrap-distance-right:9pt;mso-wrap-distance-bottom:0;mso-position-horizontal:absolute;mso-position-horizontal-relative:text;mso-position-vertical:absolute;mso-position-vertical-relative:text;mso-width-percent:0;mso-height-percent:0;mso-width-relative:page;mso-height-relative:page" from="151.95pt,13.1pt" to="297.45pt,13.1pt" o:gfxdata="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" strokeweight="1pt"/>
+            </w:pict>
+          </mc:Fallback>
+        </mc:AlternateContent>
+      </w:r>
+      <w:r>
+        <w:rPr>
+          <w:b/>
+          <w:color w:val="000000" w:themeColor="text1"/>
+        </w:rPr>
+        <w:t>Độc lập - Tự do - Hạnh phúc</w:t>
+      </w:r>
+    </w:p>
+    <w:p>
+      <w:pPr>
+        <w:shd w:val="clear" w:color="auto" w:fill="FFFFFF" w:themeFill="background1"/>
+        <w:spacing w:before="100" w:beforeAutospacing="1" w:after="0"/>
+        <w:jc w:val="center"/>
+        <w:rPr>
+          <w:b/>
+          <w:color w:val="000000" w:themeColor="text1"/>
+          <w:sz w:val="26"/>
+          <w:szCs w:val="26"/>
+        </w:rPr>
+      </w:pPr>
+      <w:r>
+        <w:rPr>
+          <w:b/>
+          <w:noProof/>
+          <w:color w:val="000000" w:themeColor="text1"/>
+          <w:sz w:val="26"/>
+          <w:szCs w:val="26"/>
+        </w:rPr>
+        <w:t>ĐƠN XIN</w:t>
+      </w:r>
+      <w:r>
+        <w:rPr>
+          <w:b/>
+          <w:color w:val="000000" w:themeColor="text1"/>
+          <w:sz w:val="26"/>
+          <w:szCs w:val="26"/>
+        </w:rPr>
+        <w:t xml:space="preserve"> NGHỈ PHÉP</w:t>
+      </w:r>
+    </w:p>
+    <w:p>
+      <w:pPr>
+        <w:shd w:val="clear" w:color="auto" w:fill="FFFFFF" w:themeFill="background1"/>
+        <w:spacing w:before="100" w:beforeAutospacing="1" w:after="0"/>
+        <w:ind w:firstLine="1260"/>
+        <w:rPr>
+          <w:color w:val="000000" w:themeColor="text1"/>
+          <w:sz w:val="26"/>
+          <w:szCs w:val="26"/>
+        </w:rPr>
+      </w:pPr>
+      <w:r>
+        <w:rPr>
+          <w:color w:val="000000" w:themeColor="text1"/>
+          <w:sz w:val="26"/>
+          <w:szCs w:val="26"/>
+        </w:rPr>
+        <w:t xml:space="preserve">Kính gửi: </w:t>
+      </w:r>
+    </w:p>
+    <w:p>
+      <w:pPr>
+        <w:shd w:val="clear" w:color="auto" w:fill="FFFFFF" w:themeFill="background1"/>
+        <w:spacing w:after="0"/>
+        <w:ind w:left="1800" w:firstLine="540"/>
+        <w:rPr>
+          <w:color w:val="000000" w:themeColor="text1"/>
+          <w:sz w:val="26"/>
+          <w:szCs w:val="26"/>
+        </w:rPr>
+      </w:pPr>
+      <w:r>
+        <w:rPr>
+          <w:color w:val="000000" w:themeColor="text1"/>
+          <w:sz w:val="26"/>
+          <w:szCs w:val="26"/>
+        </w:rPr>
+        <w:t xml:space="preserve">- Ban Giám đốc Bệnh viện </w:t>
+      </w:r>
+      <w:r>
+        <w:rPr>
+          <w:color w:val="000000" w:themeColor="text1"/>
+          <w:sz w:val="26"/>
+          <w:szCs w:val="26"/>
+        </w:rPr>
+        <w:t>[[TenBenhVien]]</w:t>
+      </w:r>
+    </w:p>
+    <w:p>
+      <w:pPr>
+        <w:shd w:val="clear" w:color="auto" w:fill="FFFFFF" w:themeFill="background1"/>
+        <w:spacing w:after="0"/>
+        <w:ind w:left="1800" w:firstLine="540"/>
+        <w:rPr>
+          <w:color w:val="000000" w:themeColor="text1"/>
+          <w:sz w:val="26"/>
+          <w:szCs w:val="26"/>
+        </w:rPr>
+      </w:pPr>
+      <w:r>
+        <w:rPr>
+          <w:color w:val="000000" w:themeColor="text1"/>
+          <w:sz w:val="26"/>
+          <w:szCs w:val="26"/>
+        </w:rPr>
+        <w:t>- Trưởng Phòng Tổ chức Cán bộ</w:t>
+      </w:r>
+    </w:p>
+    <w:p>
+      <w:pPr>
+        <w:shd w:val="clear" w:color="auto" w:fill="FFFFFF" w:themeFill="background1"/>
+        <w:spacing w:after="0"/>
+        <w:ind w:left="1620" w:firstLine="720"/>
+        <w:rPr>
+          <w:color w:val="000000" w:themeColor="text1"/>
+          <w:sz w:val="26"/>
+          <w:szCs w:val="26"/>
+        </w:rPr>
+      </w:pPr>
+      <w:r>
+        <w:rPr>
+          <w:color w:val="000000" w:themeColor="text1"/>
+          <w:sz w:val="26"/>
+          <w:szCs w:val="26"/>
+        </w:rPr>
+        <w:t xml:space="preserve">- Khoa/ Phòng: </w:t>
+      </w:r>
+    </w:p>
+    <w:p>
+      <w:pPr>
+        <w:shd w:val="clear" w:color="auto" w:fill="FFFFFF" w:themeFill="background1"/>
+        <w:spacing w:after="0" w:line="276" w:lineRule="auto"/>
+        <w:rPr>
+          <w:color w:val="000000" w:themeColor="text1"/>
+          <w:sz w:val="26"/>
+          <w:szCs w:val="26"/>
+        </w:rPr>
+      </w:pPr>
+      <w:r>
+        <w:rPr>
+          <w:color w:val="000000" w:themeColor="text1"/>
+          <w:sz w:val="26"/>
+          <w:szCs w:val="26"/>
+        </w:rPr>
+        <w:t xml:space="preserve">Họ và tên: </w:t>
+      </w:r>
+      <w:r>
+        <w:rPr>
+          <w:color w:val="000000" w:themeColor="text1"/>
+          <w:sz w:val="26"/>
+          <w:szCs w:val="26"/>
+        </w:rPr>
+        <w:t>[[</w:t>
+      </w:r>
+      <w:r>
+        <w:rPr>
+          <w:color w:val="000000" w:themeColor="text1"/>
+          <w:sz w:val="26"/>
+          <w:szCs w:val="26"/>
+        </w:rPr>
+        <w:t>HoTenHV</w:t>
+      </w:r>
+      <w:r>
+        <w:rPr>
+          <w:color w:val="000000" w:themeColor="text1"/>
+          <w:sz w:val="26"/>
+          <w:szCs w:val="26"/>
+        </w:rPr>
+        <w:t>]]</w:t>
+      </w:r>
+      <w:r>
+        <w:rPr>
+          <w:color w:val="000000" w:themeColor="text1"/>
+          <w:sz w:val="26"/>
+          <w:szCs w:val="26"/>
+        </w:rPr>
+        <w:tab/>
+      </w:r>
+      <w:r>
+        <w:rPr>
+          <w:color w:val="000000" w:themeColor="text1"/>
+          <w:sz w:val="26"/>
+          <w:szCs w:val="26"/>
+        </w:rPr>
+        <w:tab/>
+      </w:r>
+      <w:r>
+        <w:rPr>
+          <w:color w:val="000000" w:themeColor="text1"/>
+          <w:sz w:val="26"/>
+          <w:szCs w:val="26"/>
+        </w:rPr>
+        <w:tab/>
+      </w:r>
+      <w:r>
+        <w:rPr>
+          <w:color w:val="000000" w:themeColor="text1"/>
+          <w:sz w:val="26"/>
+          <w:szCs w:val="26"/>
+        </w:rPr>
+        <w:tab/>
+        <w:t>Ngày sinh:</w:t>
+      </w:r>
+      <w:r>
+        <w:rPr>
+          <w:color w:val="000000" w:themeColor="text1"/>
+          <w:sz w:val="26"/>
+          <w:szCs w:val="26"/>
+        </w:rPr>
+        <w:t xml:space="preserve"> [[</w:t>
+      </w:r>
+      <w:r>
+        <w:rPr>
+          <w:color w:val="000000" w:themeColor="text1"/>
+          <w:sz w:val="26"/>
+          <w:szCs w:val="26"/>
+        </w:rPr>
+        <w:t>NgaySinhHV</w:t>
+      </w:r>
+      <w:r>
+        <w:rPr>
+          <w:color w:val="000000" w:themeColor="text1"/>
+          <w:sz w:val="26"/>
+          <w:szCs w:val="26"/>
+        </w:rPr>
+        <w:t>]]</w:t>
+      </w:r>
+    </w:p>
+    <w:p>
+      <w:pPr>
+        <w:shd w:val="clear" w:color="auto" w:fill="FFFFFF" w:themeFill="background1"/>
+        <w:spacing w:after="0" w:line="276" w:lineRule="auto"/>
+        <w:rPr>
+          <w:color w:val="000000" w:themeColor="text1"/>
+          <w:sz w:val="26"/>
+          <w:szCs w:val="26"/>
+        </w:rPr>
+      </w:pPr>
+      <w:r>
+        <w:rPr>
+          <w:color w:val="000000" w:themeColor="text1"/>
+          <w:sz w:val="26"/>
+          <w:szCs w:val="26"/>
+        </w:rPr>
+        <w:t>Chức danh:</w:t>
+      </w:r>
+      <w:r>
+        <w:rPr>
+          <w:color w:val="000000" w:themeColor="text1"/>
+          <w:sz w:val="26"/>
+          <w:szCs w:val="26"/>
+        </w:rPr>
+        <w:t xml:space="preserve"> [[</w:t>
+      </w:r>
+      <w:r>
+        <w:rPr>
+          <w:color w:val="000000" w:themeColor="text1"/>
+          <w:sz w:val="26"/>
+          <w:szCs w:val="26"/>
+        </w:rPr>
+        <w:t>ChucVuHV</w:t>
+      </w:r>
+      <w:r>
+        <w:rPr>
+          <w:color w:val="000000" w:themeColor="text1"/>
+          <w:sz w:val="26"/>
+          <w:szCs w:val="26"/>
+        </w:rPr>
+        <w:t>]]</w:t>
+      </w:r>
+      <w:r>
+        <w:rPr>
+          <w:color w:val="000000" w:themeColor="text1"/>
+          <w:sz w:val="26"/>
+          <w:szCs w:val="26"/>
+        </w:rPr>
+        <w:tab/>
+      </w:r>
+      <w:r>
+        <w:rPr>
+          <w:color w:val="000000" w:themeColor="text1"/>
+          <w:sz w:val="26"/>
+          <w:szCs w:val="26"/>
+        </w:rPr>
+        <w:tab/>
+      </w:r>
+      <w:r>
+        <w:rPr>
+          <w:color w:val="000000" w:themeColor="text1"/>
+          <w:sz w:val="26"/>
+          <w:szCs w:val="26"/>
+        </w:rPr>
+        <w:tab/>
+      </w:r>
+      <w:r>
+        <w:rPr>
+          <w:color w:val="000000" w:themeColor="text1"/>
+          <w:sz w:val="26"/>
+          <w:szCs w:val="26"/>
+          <w:lang w:val="vi-VN"/>
+        </w:rPr>
+        <w:tab/>
+        <w:t xml:space="preserve">Đơn vị: </w:t>
+      </w:r>
+      <w:r>
+        <w:rPr>
+          <w:color w:val="000000" w:themeColor="text1"/>
+          <w:sz w:val="26"/>
+          <w:szCs w:val="26"/>
+        </w:rPr>
+        <w:t>[[</w:t>
+      </w:r>
+      <w:r>
+        <w:rPr>
+          <w:color w:val="000000" w:themeColor="text1"/>
+          <w:sz w:val="26"/>
+          <w:szCs w:val="26"/>
+        </w:rPr>
+        <w:t>DonViCongTacHV</w:t>
+      </w:r>
+      <w:r>
+        <w:rPr>
+          <w:color w:val="000000" w:themeColor="text1"/>
+          <w:sz w:val="26"/>
+          <w:szCs w:val="26"/>
+        </w:rPr>
+        <w:t>]]</w:t>
+      </w:r>
+    </w:p>
+    <w:p>
+      <w:pPr>
+        <w:shd w:val="clear" w:color="auto" w:fill="FFFFFF" w:themeFill="background1"/>
+        <w:spacing w:after="0" w:line="276" w:lineRule="auto"/>
+        <w:rPr>
+          <w:color w:val="000000" w:themeColor="text1"/>
+          <w:sz w:val="26"/>
+          <w:szCs w:val="26"/>
+        </w:rPr>
+      </w:pPr>
+      <w:r>
+        <w:rPr>
+          <w:color w:val="000000" w:themeColor="text1"/>
+          <w:sz w:val="26"/>
+          <w:szCs w:val="26"/>
+        </w:rPr>
+        <w:t xml:space="preserve">Số điện thoại liên hệ: </w:t>
+      </w:r>
+      <w:r>
+        <w:rPr>
+          <w:color w:val="000000" w:themeColor="text1"/>
+          <w:sz w:val="26"/>
+          <w:szCs w:val="26"/>
+        </w:rPr>
+        <w:t>[[SDTLienHe]]</w:t>
+      </w:r>
+    </w:p>
+    <w:p>
+      <w:pPr>
+        <w:shd w:val="clear" w:color="auto" w:fill="FFFFFF" w:themeFill="background1"/>
+        <w:spacing w:after="0" w:line="276" w:lineRule="auto"/>
+        <w:rPr>
+          <w:color w:val="000000" w:themeColor="text1"/>
+          <w:sz w:val="26"/>
+          <w:szCs w:val="26"/>
+        </w:rPr>
+      </w:pPr>
+      <w:r>
+        <w:rPr>
+          <w:color w:val="000000" w:themeColor="text1"/>
+          <w:sz w:val="26"/>
+          <w:szCs w:val="26"/>
+        </w:rPr>
+        <w:t xml:space="preserve">Giấy ủy quyền: Không </w:t>
+      </w:r>
+      <w:r>
+        <w:rPr>
+          <w:color w:val="000000" w:themeColor="text1"/>
+          <w:sz w:val="26"/>
+          <w:szCs w:val="26"/>
+        </w:rPr>
+        <w:fldChar w:fldCharType="begin">
+          <w:ffData>
+            <w:name w:val=""/>
+            <w:enabled/>
+            <w:calcOnExit w:val="0"/>
+            <w:checkBox>
+              <w:sizeAuto/>
+              <w:default w:val="0"/>
+            </w:checkBox>
+          </w:ffData>
+        </w:fldChar>
+      </w:r>
+      <w:r>
+        <w:rPr>
+          <w:color w:val="000000" w:themeColor="text1"/>
+          <w:sz w:val="26"/>
+          <w:szCs w:val="26"/>
+          <w:lang w:val="vi-VN"/>
+        </w:rPr>
+        <w:instrText xml:space="preserve"> FORMCHECKBOX </w:instrText>
+      </w:r>
+      <w:r>
+        <w:rPr>
+          <w:color w:val="000000" w:themeColor="text1"/>
+          <w:sz w:val="26"/>
+          <w:szCs w:val="26"/>
+        </w:rPr>
+      </w:r>
+      <w:r>
+        <w:rPr>
+          <w:color w:val="000000" w:themeColor="text1"/>
+          <w:sz w:val="26"/>
+          <w:szCs w:val="26"/>
+        </w:rPr>
+        <w:fldChar w:fldCharType="separate"/>
+      </w:r>
+      <w:r>
+        <w:rPr>
+          <w:color w:val="000000" w:themeColor="text1"/>
+          <w:sz w:val="26"/>
+          <w:szCs w:val="26"/>
+        </w:rPr>
+        <w:fldChar w:fldCharType="end"/>
+      </w:r>
+      <w:r>
+        <w:rPr>
+          <w:color w:val="000000" w:themeColor="text1"/>
+          <w:sz w:val="26"/>
+          <w:szCs w:val="26"/>
+        </w:rPr>
+        <w:tab/>
+        <w:t>Có</w:t>
+      </w:r>
+      <w:r>
+        <w:rPr>
+          <w:color w:val="000000" w:themeColor="text1"/>
+          <w:sz w:val="26"/>
+          <w:szCs w:val="26"/>
+          <w:lang w:val="vi-VN"/>
+        </w:rPr>
+        <w:t xml:space="preserve"> </w:t>
+      </w:r>
+      <w:r>
+        <w:rPr>
+          <w:color w:val="000000" w:themeColor="text1"/>
+          <w:sz w:val="26"/>
+          <w:szCs w:val="26"/>
+        </w:rPr>
+        <w:fldChar w:fldCharType="begin">
+          <w:ffData>
+            <w:name w:val=""/>
+            <w:enabled/>
+            <w:calcOnExit w:val="0"/>
+            <w:checkBox>
+              <w:sizeAuto/>
+              <w:default w:val="0"/>
+            </w:checkBox>
+          </w:ffData>
+        </w:fldChar>
+      </w:r>
+      <w:r>
+        <w:rPr>
+          <w:color w:val="000000" w:themeColor="text1"/>
+          <w:sz w:val="26"/>
+          <w:szCs w:val="26"/>
+          <w:lang w:val="vi-VN"/>
+        </w:rPr>
+        <w:instrText xml:space="preserve"> FORMCHECKBOX </w:instrText>
+      </w:r>
+      <w:r>
+        <w:rPr>
+          <w:color w:val="000000" w:themeColor="text1"/>
+          <w:sz w:val="26"/>
+          <w:szCs w:val="26"/>
+        </w:rPr>
+      </w:r>
+      <w:r>
+        <w:rPr>
+          <w:color w:val="000000" w:themeColor="text1"/>
+          <w:sz w:val="26"/>
+          <w:szCs w:val="26"/>
+        </w:rPr>
+        <w:fldChar w:fldCharType="separate"/>
+      </w:r>
+      <w:r>
+        <w:rPr>
+          <w:color w:val="000000" w:themeColor="text1"/>
+          <w:sz w:val="26"/>
+          <w:szCs w:val="26"/>
+        </w:rPr>
+        <w:fldChar w:fldCharType="end"/>
+      </w:r>
+    </w:p>
+    <w:p>
+      <w:pPr>
+        <w:shd w:val="clear" w:color="auto" w:fill="FFFFFF" w:themeFill="background1"/>
+        <w:spacing w:after="0" w:line="276" w:lineRule="auto"/>
+        <w:jc w:val="both"/>
+        <w:rPr>
+          <w:i/>
+          <w:color w:val="000000" w:themeColor="text1"/>
+          <w:sz w:val="26"/>
+          <w:szCs w:val="26"/>
+        </w:rPr>
+      </w:pPr>
+      <w:r>
+        <w:rPr>
+          <w:color w:val="000000" w:themeColor="text1"/>
+          <w:sz w:val="26"/>
+          <w:szCs w:val="26"/>
+          <w:lang w:val="vi-VN"/>
+        </w:rPr>
+        <w:t xml:space="preserve">Đảng viên: </w:t>
+      </w:r>
+      <w:r>
+        <w:rPr>
+          <w:color w:val="000000" w:themeColor="text1"/>
+          <w:sz w:val="26"/>
+          <w:szCs w:val="26"/>
+        </w:rPr>
+        <w:tab/>
+        <w:t xml:space="preserve">    Không</w:t>
+      </w:r>
+      <w:r>
+        <w:rPr>
+          <w:color w:val="000000" w:themeColor="text1"/>
+          <w:sz w:val="26"/>
+          <w:szCs w:val="26"/>
+          <w:lang w:val="vi-VN"/>
+        </w:rPr>
+        <w:t xml:space="preserve"> </w:t>
+      </w:r>
+      <w:r>
+        <w:rPr>
+          <w:color w:val="000000" w:themeColor="text1"/>
+          <w:sz w:val="26"/>
+          <w:szCs w:val="26"/>
+        </w:rPr>
+        <w:fldChar w:fldCharType="begin">
+          <w:ffData>
+            <w:name w:val="Check1"/>
+            <w:enabled/>
+            <w:calcOnExit w:val="0"/>
+            <w:checkBox>
+              <w:sizeAuto/>
+              <w:default w:val="0"/>
+            </w:checkBox>
+          </w:ffData>
+        </w:fldChar>
+      </w:r>
+      <w:r>
+        <w:rPr>
+          <w:color w:val="000000" w:themeColor="text1"/>
+          <w:sz w:val="26"/>
+          <w:szCs w:val="26"/>
+          <w:lang w:val="vi-VN"/>
+        </w:rPr>
+        <w:instrText xml:space="preserve"> FORMCHECKBOX </w:instrText>
+      </w:r>
+      <w:r>
+        <w:rPr>
+          <w:color w:val="000000" w:themeColor="text1"/>
+          <w:sz w:val="26"/>
+          <w:szCs w:val="26"/>
+        </w:rPr>
+      </w:r>
+      <w:r>
+        <w:rPr>
+          <w:color w:val="000000" w:themeColor="text1"/>
+          <w:sz w:val="26"/>
+          <w:szCs w:val="26"/>
+        </w:rPr>
+        <w:fldChar w:fldCharType="separate"/>
+      </w:r>
+      <w:r>
+        <w:rPr>
+          <w:color w:val="000000" w:themeColor="text1"/>
+          <w:sz w:val="26"/>
+          <w:szCs w:val="26"/>
+        </w:rPr>
+        <w:fldChar w:fldCharType="end"/>
+      </w:r>
+      <w:r>
+        <w:rPr>
+          <w:color w:val="000000" w:themeColor="text1"/>
+          <w:sz w:val="26"/>
+          <w:szCs w:val="26"/>
+        </w:rPr>
+        <w:tab/>
+        <w:t>Có</w:t>
+      </w:r>
+      <w:r>
+        <w:rPr>
+          <w:color w:val="000000" w:themeColor="text1"/>
+          <w:sz w:val="26"/>
+          <w:szCs w:val="26"/>
+          <w:lang w:val="vi-VN"/>
+        </w:rPr>
+        <w:t xml:space="preserve"> </w:t>
+      </w:r>
+      <w:r>
+        <w:rPr>
+          <w:color w:val="000000" w:themeColor="text1"/>
+          <w:sz w:val="26"/>
+          <w:szCs w:val="26"/>
+        </w:rPr>
+        <w:fldChar w:fldCharType="begin">
+          <w:ffData>
+            <w:name w:val=""/>
+            <w:enabled/>
+            <w:calcOnExit w:val="0"/>
+            <w:checkBox>
+              <w:sizeAuto/>
+              <w:default w:val="0"/>
+            </w:checkBox>
+          </w:ffData>
+        </w:fldChar>
+      </w:r>
+      <w:r>
+        <w:rPr>
+          <w:color w:val="000000" w:themeColor="text1"/>
+          <w:sz w:val="26"/>
+          <w:szCs w:val="26"/>
+          <w:lang w:val="vi-VN"/>
+        </w:rPr>
+        <w:instrText xml:space="preserve"> FORMCHECKBOX </w:instrText>
+      </w:r>
+      <w:r>
+        <w:rPr>
+          <w:color w:val="000000" w:themeColor="text1"/>
+          <w:sz w:val="26"/>
+          <w:szCs w:val="26"/>
+        </w:rPr>
+      </w:r>
+      <w:r>
+        <w:rPr>
+          <w:color w:val="000000" w:themeColor="text1"/>
+          <w:sz w:val="26"/>
+          <w:szCs w:val="26"/>
+        </w:rPr>
+        <w:fldChar w:fldCharType="separate"/>
+      </w:r>
+      <w:r>
+        <w:rPr>
+          <w:color w:val="000000" w:themeColor="text1"/>
+          <w:sz w:val="26"/>
+          <w:szCs w:val="26"/>
+        </w:rPr>
+        <w:fldChar w:fldCharType="end"/>
+      </w:r>
+      <w:r>
+        <w:rPr>
+          <w:color w:val="000000" w:themeColor="text1"/>
+          <w:sz w:val="26"/>
+          <w:szCs w:val="26"/>
+          <w:lang w:val="vi-VN"/>
+        </w:rPr>
+        <w:t xml:space="preserve"> (</w:t>
+      </w:r>
+      <w:r>
+        <w:rPr>
+          <w:i/>
+          <w:color w:val="000000" w:themeColor="text1"/>
+          <w:sz w:val="26"/>
+          <w:szCs w:val="26"/>
+        </w:rPr>
+        <w:t>Kèm Báo cáo ra nước ngoài về việc riêng</w:t>
+      </w:r>
+      <w:r>
+        <w:rPr>
+          <w:color w:val="000000" w:themeColor="text1"/>
+          <w:sz w:val="26"/>
+          <w:szCs w:val="26"/>
+          <w:lang w:val="vi-VN"/>
+        </w:rPr>
+        <w:t>)</w:t>
+      </w:r>
+      <w:r>
+        <w:rPr>
+          <w:color w:val="000000" w:themeColor="text1"/>
+          <w:sz w:val="26"/>
+          <w:szCs w:val="26"/>
+        </w:rPr>
+        <w:t>.</w:t>
+      </w:r>
+    </w:p>
+    <w:p>
+      <w:pPr>
+        <w:shd w:val="clear" w:color="auto" w:fill="FFFFFF" w:themeFill="background1"/>
+        <w:spacing w:after="0" w:line="276" w:lineRule="auto"/>
+        <w:rPr>
+          <w:color w:val="000000" w:themeColor="text1"/>
+          <w:sz w:val="26"/>
+          <w:szCs w:val="26"/>
+        </w:rPr>
+      </w:pPr>
+      <w:r>
+        <w:rPr>
+          <w:color w:val="000000" w:themeColor="text1"/>
+          <w:sz w:val="26"/>
+          <w:szCs w:val="26"/>
+          <w:lang w:val="vi-VN"/>
+        </w:rPr>
+        <w:t>Tôi làm đơn này xin phép Ban Giám đốc, Phòng Tổ chức Cán bộ, Khoa/phòng cho tôi được</w:t>
+      </w:r>
+      <w:r>
+        <w:rPr>
+          <w:color w:val="000000" w:themeColor="text1"/>
+          <w:sz w:val="26"/>
+          <w:szCs w:val="26"/>
+        </w:rPr>
+        <w:t>:</w:t>
+      </w:r>
+    </w:p>
+    <w:p>
+      <w:pPr>
+        <w:shd w:val="clear" w:color="auto" w:fill="FFFFFF" w:themeFill="background1"/>
+        <w:spacing w:after="0" w:line="276" w:lineRule="auto"/>
+        <w:rPr>
+          <w:color w:val="000000" w:themeColor="text1"/>
+          <w:sz w:val="26"/>
+          <w:szCs w:val="26"/>
+        </w:rPr>
+      </w:pPr>
+      <w:r>
+        <w:rPr>
+          <w:color w:val="000000" w:themeColor="text1"/>
+          <w:sz w:val="26"/>
+          <w:szCs w:val="26"/>
+        </w:rPr>
+        <w:t xml:space="preserve">Nghỉ phép ở trong nước </w:t>
+      </w:r>
+      <w:r>
+        <w:rPr>
+          <w:color w:val="000000" w:themeColor="text1"/>
+          <w:sz w:val="26"/>
+          <w:szCs w:val="26"/>
+        </w:rPr>
+        <w:fldChar w:fldCharType="begin">
+          <w:ffData>
+            <w:name w:val="Check1"/>
+            <w:enabled/>
+            <w:calcOnExit w:val="0"/>
+            <w:checkBox>
+              <w:sizeAuto/>
+              <w:default w:val="0"/>
+            </w:checkBox>
+          </w:ffData>
+        </w:fldChar>
+      </w:r>
+      <w:r>
+        <w:rPr>
+          <w:color w:val="000000" w:themeColor="text1"/>
+          <w:sz w:val="26"/>
+          <w:szCs w:val="26"/>
+        </w:rPr>
+        <w:instrText xml:space="preserve"> FORMCHECKBOX </w:instrText>
+      </w:r>
+      <w:r>
+        <w:rPr>
+          <w:color w:val="000000" w:themeColor="text1"/>
+          <w:sz w:val="26"/>
+          <w:szCs w:val="26"/>
+        </w:rPr>
+      </w:r>
+      <w:r>
+        <w:rPr>
+          <w:color w:val="000000" w:themeColor="text1"/>
+          <w:sz w:val="26"/>
+          <w:szCs w:val="26"/>
+        </w:rPr>
+        <w:fldChar w:fldCharType="separate"/>
+      </w:r>
+      <w:r>
+        <w:rPr>
+          <w:color w:val="000000" w:themeColor="text1"/>
+          <w:sz w:val="26"/>
+          <w:szCs w:val="26"/>
+        </w:rPr>
+        <w:fldChar w:fldCharType="end"/>
+      </w:r>
+      <w:r>
+        <w:rPr>
+          <w:color w:val="000000" w:themeColor="text1"/>
+          <w:sz w:val="26"/>
+          <w:szCs w:val="26"/>
+        </w:rPr>
+        <w:tab/>
+      </w:r>
+      <w:r>
+        <w:rPr>
+          <w:color w:val="000000" w:themeColor="text1"/>
+          <w:sz w:val="26"/>
+          <w:szCs w:val="26"/>
+        </w:rPr>
+        <w:tab/>
+        <w:t xml:space="preserve">Nghỉ phép ở nước ngoài </w:t>
+      </w:r>
+      <w:r>
+        <w:rPr>
+          <w:color w:val="000000" w:themeColor="text1"/>
+          <w:sz w:val="26"/>
+          <w:szCs w:val="26"/>
+        </w:rPr>
+        <w:fldChar w:fldCharType="begin">
+          <w:ffData>
+            <w:name w:val="Check1"/>
+            <w:enabled/>
+            <w:calcOnExit w:val="0"/>
+            <w:checkBox>
+              <w:sizeAuto/>
+              <w:default w:val="0"/>
+            </w:checkBox>
+          </w:ffData>
+        </w:fldChar>
+      </w:r>
+      <w:r>
+        <w:rPr>
+          <w:color w:val="000000" w:themeColor="text1"/>
+          <w:sz w:val="26"/>
+          <w:szCs w:val="26"/>
+        </w:rPr>
+        <w:instrText xml:space="preserve"> FORMCHECKBOX </w:instrText>
+      </w:r>
+      <w:r>
+        <w:rPr>
+          <w:color w:val="000000" w:themeColor="text1"/>
+          <w:sz w:val="26"/>
+          <w:szCs w:val="26"/>
+        </w:rPr>
+      </w:r>
+      <w:r>
+        <w:rPr>
+          <w:color w:val="000000" w:themeColor="text1"/>
+          <w:sz w:val="26"/>
+          <w:szCs w:val="26"/>
+        </w:rPr>
+        <w:fldChar w:fldCharType="separate"/>
+      </w:r>
+      <w:r>
+        <w:rPr>
+          <w:color w:val="000000" w:themeColor="text1"/>
+          <w:sz w:val="26"/>
+          <w:szCs w:val="26"/>
+        </w:rPr>
+        <w:fldChar w:fldCharType="end"/>
+      </w:r>
+    </w:p>
+    <w:p>
+      <w:pPr>
+        <w:shd w:val="clear" w:color="auto" w:fill="FFFFFF" w:themeFill="background1"/>
+        <w:spacing w:after="0" w:line="276" w:lineRule="auto"/>
+        <w:rPr>
+          <w:color w:val="000000" w:themeColor="text1"/>
+          <w:sz w:val="26"/>
+          <w:szCs w:val="26"/>
+        </w:rPr>
+      </w:pPr>
+      <w:r>
+        <w:rPr>
+          <w:color w:val="000000" w:themeColor="text1"/>
+          <w:sz w:val="26"/>
+          <w:szCs w:val="26"/>
+        </w:rPr>
+        <w:t xml:space="preserve">Địa điểm nghỉ phép: </w:t>
+      </w:r>
+      <w:r>
+        <w:rPr>
+          <w:color w:val="000000" w:themeColor="text1"/>
+          <w:sz w:val="26"/>
+          <w:szCs w:val="26"/>
+        </w:rPr>
+        <w:t>[[DiaDiemNghiPhep]]</w:t>
+      </w:r>
+    </w:p>
+    <w:p>
+      <w:pPr>
+        <w:shd w:val="clear" w:color="auto" w:fill="FFFFFF" w:themeFill="background1"/>
+        <w:spacing w:after="0" w:line="276" w:lineRule="auto"/>
+        <w:rPr>
+          <w:color w:val="000000" w:themeColor="text1"/>
+          <w:sz w:val="26"/>
+          <w:szCs w:val="26"/>
+        </w:rPr>
+      </w:pPr>
+      <w:r>
+        <w:rPr>
+          <w:color w:val="000000" w:themeColor="text1"/>
+          <w:sz w:val="26"/>
+          <w:szCs w:val="26"/>
+        </w:rPr>
+        <w:t>Nghỉ theo diện:</w:t>
+      </w:r>
+    </w:p>
+    <w:bookmarkStart w:id="0" w:name="Check1"/>
+    <w:p>
+      <w:pPr>
+        <w:shd w:val="clear" w:color="auto" w:fill="FFFFFF" w:themeFill="background1"/>
+        <w:spacing w:after="0" w:line="276" w:lineRule="auto"/>
+        <w:rPr>
+          <w:color w:val="000000" w:themeColor="text1"/>
+          <w:sz w:val="26"/>
+          <w:szCs w:val="26"/>
+        </w:rPr>
+      </w:pPr>
+      <w:r>
+        <w:rPr>
+          <w:color w:val="000000" w:themeColor="text1"/>
+          <w:sz w:val="26"/>
+          <w:szCs w:val="26"/>
+        </w:rPr>
+        <w:fldChar w:fldCharType="begin">
+          <w:ffData>
+            <w:name w:val="Check1"/>
+            <w:enabled/>
+            <w:calcOnExit w:val="0"/>
+            <w:checkBox>
+              <w:sizeAuto/>
+              <w:default w:val="0"/>
+            </w:checkBox>
+          </w:ffData>
+        </w:fldChar>
+      </w:r>
+      <w:r>
+        <w:rPr>
+          <w:color w:val="000000" w:themeColor="text1"/>
+          <w:sz w:val="26"/>
+          <w:szCs w:val="26"/>
+        </w:rPr>
+        <w:instrText xml:space="preserve"> FORMCHECKBOX </w:instrText>
+      </w:r>
+      <w:r>
+        <w:rPr>
+          <w:color w:val="000000" w:themeColor="text1"/>
+          <w:sz w:val="26"/>
+          <w:szCs w:val="26"/>
+        </w:rPr>
+      </w:r>
+      <w:r>
+        <w:rPr>
+          <w:color w:val="000000" w:themeColor="text1"/>
+          <w:sz w:val="26"/>
+          <w:szCs w:val="26"/>
+        </w:rPr>
+        <w:fldChar w:fldCharType="separate"/>
+      </w:r>
+      <w:r>
+        <w:rPr>
+          <w:color w:val="000000" w:themeColor="text1"/>
+          <w:sz w:val="26"/>
+          <w:szCs w:val="26"/>
+        </w:rPr>
+        <w:fldChar w:fldCharType="end"/>
+      </w:r>
+      <w:bookmarkEnd w:id="0"/>
+      <w:r>
+        <w:rPr>
+          <w:color w:val="000000" w:themeColor="text1"/>
+          <w:sz w:val="26"/>
+          <w:szCs w:val="26"/>
+        </w:rPr>
+        <w:t xml:space="preserve"> Việc riêng có lương</w:t>
+      </w:r>
+      <w:r>
+        <w:rPr>
+          <w:color w:val="000000" w:themeColor="text1"/>
+          <w:sz w:val="26"/>
+          <w:szCs w:val="26"/>
+        </w:rPr>
+        <w:tab/>
+        <w:t xml:space="preserve"> </w:t>
+      </w:r>
+      <w:bookmarkStart w:id="1" w:name="Check2"/>
+      <w:r>
+        <w:rPr>
+          <w:color w:val="000000" w:themeColor="text1"/>
+          <w:sz w:val="26"/>
+          <w:szCs w:val="26"/>
+        </w:rPr>
+        <w:fldChar w:fldCharType="begin">
+          <w:ffData>
+            <w:name w:val="Check2"/>
+            <w:enabled/>
+            <w:calcOnExit w:val="0"/>
+            <w:checkBox>
+              <w:sizeAuto/>
+              <w:default w:val="0"/>
+            </w:checkBox>
+          </w:ffData>
+        </w:fldChar>
+      </w:r>
+      <w:r>
+        <w:rPr>
+          <w:color w:val="000000" w:themeColor="text1"/>
+          <w:sz w:val="26"/>
+          <w:szCs w:val="26"/>
+        </w:rPr>
+        <w:instrText xml:space="preserve"> FORMCHECKBOX </w:instrText>
+      </w:r>
+      <w:r>
+        <w:rPr>
+          <w:color w:val="000000" w:themeColor="text1"/>
+          <w:sz w:val="26"/>
+          <w:szCs w:val="26"/>
+        </w:rPr>
+      </w:r>
+      <w:r>
+        <w:rPr>
+          <w:color w:val="000000" w:themeColor="text1"/>
+          <w:sz w:val="26"/>
+          <w:szCs w:val="26"/>
+        </w:rPr>
+        <w:fldChar w:fldCharType="separate"/>
+      </w:r>
+      <w:r>
+        <w:rPr>
+          <w:color w:val="000000" w:themeColor="text1"/>
+          <w:sz w:val="26"/>
+          <w:szCs w:val="26"/>
+        </w:rPr>
+        <w:fldChar w:fldCharType="end"/>
+      </w:r>
+      <w:bookmarkEnd w:id="1"/>
+      <w:r>
+        <w:rPr>
+          <w:color w:val="000000" w:themeColor="text1"/>
+          <w:sz w:val="26"/>
+          <w:szCs w:val="26"/>
+        </w:rPr>
+        <w:t xml:space="preserve"> Phép năm    </w:t>
+      </w:r>
+      <w:r>
+        <w:rPr>
+          <w:color w:val="000000" w:themeColor="text1"/>
+          <w:sz w:val="26"/>
+          <w:szCs w:val="26"/>
+        </w:rPr>
+        <w:fldChar w:fldCharType="begin">
+          <w:ffData>
+            <w:name w:val="Check3"/>
+            <w:enabled/>
+            <w:calcOnExit w:val="0"/>
+            <w:checkBox>
+              <w:sizeAuto/>
+              <w:default w:val="0"/>
+            </w:checkBox>
+          </w:ffData>
+        </w:fldChar>
+      </w:r>
+      <w:bookmarkStart w:id="2" w:name="Check3"/>
+      <w:r>
+        <w:rPr>
+          <w:color w:val="000000" w:themeColor="text1"/>
+          <w:sz w:val="26"/>
+          <w:szCs w:val="26"/>
+        </w:rPr>
+        <w:instrText xml:space="preserve"> FORMCHECKBOX </w:instrText>
+      </w:r>
+      <w:r>
+        <w:rPr>
+          <w:color w:val="000000" w:themeColor="text1"/>
+          <w:sz w:val="26"/>
+          <w:szCs w:val="26"/>
+        </w:rPr>
+      </w:r>
+      <w:r>
+        <w:rPr>
+          <w:color w:val="000000" w:themeColor="text1"/>
+          <w:sz w:val="26"/>
+          <w:szCs w:val="26"/>
+        </w:rPr>
+        <w:fldChar w:fldCharType="separate"/>
+      </w:r>
+      <w:r>
+        <w:rPr>
+          <w:color w:val="000000" w:themeColor="text1"/>
+          <w:sz w:val="26"/>
+          <w:szCs w:val="26"/>
+        </w:rPr>
+        <w:fldChar w:fldCharType="end"/>
+      </w:r>
+      <w:bookmarkEnd w:id="2"/>
+      <w:r>
+        <w:rPr>
+          <w:color w:val="000000" w:themeColor="text1"/>
+          <w:sz w:val="26"/>
+          <w:szCs w:val="26"/>
+        </w:rPr>
+        <w:t xml:space="preserve"> Nghỉ ốm</w:t>
+      </w:r>
+      <w:r>
+        <w:rPr>
+          <w:color w:val="000000" w:themeColor="text1"/>
+          <w:sz w:val="26"/>
+          <w:szCs w:val="26"/>
+        </w:rPr>
+        <w:tab/>
+      </w:r>
+      <w:r>
+        <w:rPr>
+          <w:color w:val="000000" w:themeColor="text1"/>
+          <w:sz w:val="26"/>
+          <w:szCs w:val="26"/>
+        </w:rPr>
+        <w:fldChar w:fldCharType="begin">
+          <w:ffData>
+            <w:name w:val="Check4"/>
+            <w:enabled/>
+            <w:calcOnExit w:val="0"/>
+            <w:checkBox>
+              <w:sizeAuto/>
+              <w:default w:val="0"/>
+            </w:checkBox>
+          </w:ffData>
+        </w:fldChar>
+      </w:r>
+      <w:bookmarkStart w:id="3" w:name="Check4"/>
+      <w:r>
+        <w:rPr>
+          <w:color w:val="000000" w:themeColor="text1"/>
+          <w:sz w:val="26"/>
+          <w:szCs w:val="26"/>
+        </w:rPr>
+        <w:instrText xml:space="preserve"> FORMCHECKBOX </w:instrText>
+      </w:r>
+      <w:r>
+        <w:rPr>
+          <w:color w:val="000000" w:themeColor="text1"/>
+          <w:sz w:val="26"/>
+          <w:szCs w:val="26"/>
+        </w:rPr>
+      </w:r>
+      <w:r>
+        <w:rPr>
+          <w:color w:val="000000" w:themeColor="text1"/>
+          <w:sz w:val="26"/>
+          <w:szCs w:val="26"/>
+        </w:rPr>
+        <w:fldChar w:fldCharType="separate"/>
+      </w:r>
+      <w:r>
+        <w:rPr>
+          <w:color w:val="000000" w:themeColor="text1"/>
+          <w:sz w:val="26"/>
+          <w:szCs w:val="26"/>
+        </w:rPr>
+        <w:fldChar w:fldCharType="end"/>
+      </w:r>
+      <w:bookmarkEnd w:id="3"/>
+      <w:r>
+        <w:rPr>
+          <w:color w:val="000000" w:themeColor="text1"/>
+          <w:sz w:val="26"/>
+          <w:szCs w:val="26"/>
+        </w:rPr>
+        <w:t xml:space="preserve"> Khác</w:t>
+      </w:r>
+      <w:r>
+        <w:rPr>
+          <w:i/>
+          <w:color w:val="000000" w:themeColor="text1"/>
+          <w:sz w:val="26"/>
+          <w:szCs w:val="26"/>
+        </w:rPr>
+        <w:t xml:space="preserve"> (Ghi </w:t>
+      </w:r>
+      <w:proofErr w:type="gramStart"/>
+      <w:r>
+        <w:rPr>
+          <w:i/>
+          <w:color w:val="000000" w:themeColor="text1"/>
+          <w:sz w:val="26"/>
+          <w:szCs w:val="26"/>
+        </w:rPr>
+        <w:t>rõ)</w:t>
+      </w:r>
+      <w:r>
+        <w:rPr>
+          <w:color w:val="000000" w:themeColor="text1"/>
+          <w:sz w:val="26"/>
+          <w:szCs w:val="26"/>
+        </w:rPr>
+        <w:t>…</w:t>
+      </w:r>
+      <w:proofErr w:type="gramEnd"/>
+      <w:r>
+        <w:rPr>
+          <w:color w:val="000000" w:themeColor="text1"/>
+          <w:sz w:val="26"/>
+          <w:szCs w:val="26"/>
+        </w:rPr>
+        <w:t>….</w:t>
+      </w:r>
+    </w:p>
+    <w:p>
+      <w:pPr>
+        <w:shd w:val="clear" w:color="auto" w:fill="FFFFFF" w:themeFill="background1"/>
+        <w:spacing w:after="0" w:line="276" w:lineRule="auto"/>
+        <w:rPr>
+          <w:color w:val="000000" w:themeColor="text1"/>
+          <w:sz w:val="26"/>
+          <w:szCs w:val="26"/>
+        </w:rPr>
+      </w:pPr>
+      <w:r>
+        <w:rPr>
+          <w:color w:val="000000" w:themeColor="text1"/>
+          <w:sz w:val="26"/>
+          <w:szCs w:val="26"/>
+        </w:rPr>
+        <w:t xml:space="preserve">Lý </w:t>
+      </w:r>
+      <w:proofErr w:type="gramStart"/>
+      <w:r>
+        <w:rPr>
+          <w:color w:val="000000" w:themeColor="text1"/>
+          <w:sz w:val="26"/>
+          <w:szCs w:val="26"/>
+        </w:rPr>
+        <w:t>do</w:t>
+      </w:r>
+      <w:proofErr w:type="gramEnd"/>
+      <w:r>
+        <w:rPr>
+          <w:color w:val="000000" w:themeColor="text1"/>
+          <w:sz w:val="26"/>
+          <w:szCs w:val="26"/>
+        </w:rPr>
+        <w:t xml:space="preserve">: </w:t>
+      </w:r>
+      <w:r>
+        <w:rPr>
+          <w:color w:val="000000" w:themeColor="text1"/>
+          <w:sz w:val="26"/>
+          <w:szCs w:val="26"/>
+        </w:rPr>
+        <w:t>[[LyDoNghiPhep]]</w:t>
+      </w:r>
+    </w:p>
+    <w:p>
+      <w:pPr>
+        <w:shd w:val="clear" w:color="auto" w:fill="FFFFFF" w:themeFill="background1"/>
+        <w:spacing w:after="0" w:line="276" w:lineRule="auto"/>
+        <w:rPr>
+          <w:color w:val="000000" w:themeColor="text1"/>
+          <w:sz w:val="26"/>
+          <w:szCs w:val="26"/>
+        </w:rPr>
+      </w:pPr>
+      <w:r>
+        <w:rPr>
+          <w:color w:val="000000" w:themeColor="text1"/>
+          <w:sz w:val="26"/>
+          <w:szCs w:val="26"/>
+        </w:rPr>
+        <w:t>T</w:t>
+      </w:r>
+      <w:r>
+        <w:rPr>
+          <w:color w:val="000000" w:themeColor="text1"/>
+          <w:sz w:val="26"/>
+          <w:szCs w:val="26"/>
+          <w:lang w:val="vi-VN"/>
+        </w:rPr>
+        <w:t>ừ ng</w:t>
+      </w:r>
+      <w:r>
+        <w:rPr>
+          <w:color w:val="000000" w:themeColor="text1"/>
+          <w:sz w:val="26"/>
+          <w:szCs w:val="26"/>
+        </w:rPr>
+        <w:t xml:space="preserve">ày </w:t>
+      </w:r>
+      <w:r>
+        <w:rPr>
+          <w:color w:val="000000" w:themeColor="text1"/>
+          <w:sz w:val="26"/>
+          <w:szCs w:val="26"/>
+        </w:rPr>
+        <w:t>[[NghiPhepTuNgay</w:t>
+      </w:r>
+      <w:proofErr w:type="gramStart"/>
+      <w:r>
+        <w:rPr>
+          <w:color w:val="000000" w:themeColor="text1"/>
+          <w:sz w:val="26"/>
+          <w:szCs w:val="26"/>
+        </w:rPr>
+        <w:t>]]</w:t>
+      </w:r>
+      <w:r>
+        <w:rPr>
+          <w:color w:val="000000" w:themeColor="text1"/>
+          <w:sz w:val="26"/>
+          <w:szCs w:val="26"/>
+        </w:rPr>
+        <w:t xml:space="preserve">   </w:t>
+      </w:r>
+      <w:proofErr w:type="gramEnd"/>
+      <w:r>
+        <w:rPr>
+          <w:color w:val="000000" w:themeColor="text1"/>
+          <w:sz w:val="26"/>
+          <w:szCs w:val="26"/>
+          <w:lang w:val="vi-VN"/>
+        </w:rPr>
+        <w:t>đến ngày</w:t>
+      </w:r>
+      <w:r>
+        <w:rPr>
+          <w:color w:val="000000" w:themeColor="text1"/>
+          <w:sz w:val="26"/>
+          <w:szCs w:val="26"/>
+        </w:rPr>
+        <w:t xml:space="preserve"> </w:t>
+      </w:r>
+      <w:r>
+        <w:rPr>
+          <w:color w:val="000000" w:themeColor="text1"/>
+          <w:sz w:val="26"/>
+          <w:szCs w:val="26"/>
+        </w:rPr>
+        <w:t>[[NghiPhepDenNgay]]</w:t>
+      </w:r>
+    </w:p>
+    <w:p>
+      <w:pPr>
+        <w:shd w:val="clear" w:color="auto" w:fill="FFFFFF" w:themeFill="background1"/>
+        <w:spacing w:after="0" w:line="276" w:lineRule="auto"/>
+        <w:rPr>
+          <w:color w:val="000000" w:themeColor="text1"/>
+          <w:sz w:val="26"/>
+          <w:szCs w:val="26"/>
+        </w:rPr>
+      </w:pPr>
+      <w:r>
+        <w:rPr>
+          <w:color w:val="000000" w:themeColor="text1"/>
+          <w:sz w:val="26"/>
+          <w:szCs w:val="26"/>
+        </w:rPr>
+        <w:t>Số ngày phép năm trước còn:</w:t>
+      </w:r>
+      <w:r>
+        <w:rPr>
+          <w:color w:val="000000" w:themeColor="text1"/>
+          <w:sz w:val="26"/>
+          <w:szCs w:val="26"/>
+        </w:rPr>
+        <w:tab/>
+      </w:r>
+      <w:r>
+        <w:rPr>
+          <w:color w:val="000000" w:themeColor="text1"/>
+          <w:sz w:val="26"/>
+          <w:szCs w:val="26"/>
+        </w:rPr>
+        <w:tab/>
+      </w:r>
+      <w:r>
+        <w:rPr>
+          <w:color w:val="000000" w:themeColor="text1"/>
+          <w:sz w:val="26"/>
+          <w:szCs w:val="26"/>
+        </w:rPr>
+        <w:t xml:space="preserve">[[NgayPhepNamTruocCon]] </w:t>
+      </w:r>
+      <w:r>
+        <w:rPr>
+          <w:color w:val="000000" w:themeColor="text1"/>
+          <w:sz w:val="26"/>
+          <w:szCs w:val="26"/>
+          <w:lang w:val="vi-VN"/>
+        </w:rPr>
+        <w:t>ngày</w:t>
+      </w:r>
+    </w:p>
+    <w:p>
+      <w:pPr>
+        <w:shd w:val="clear" w:color="auto" w:fill="FFFFFF" w:themeFill="background1"/>
+        <w:spacing w:after="0" w:line="276" w:lineRule="auto"/>
+        <w:rPr>
+          <w:color w:val="000000" w:themeColor="text1"/>
+          <w:sz w:val="26"/>
+          <w:szCs w:val="26"/>
+        </w:rPr>
+      </w:pPr>
+      <w:r>
+        <w:rPr>
+          <w:color w:val="000000" w:themeColor="text1"/>
+          <w:sz w:val="26"/>
+          <w:szCs w:val="26"/>
+        </w:rPr>
+        <w:t>Số ngày phép năm hiện tại còn:</w:t>
+      </w:r>
+      <w:r>
+        <w:rPr>
+          <w:color w:val="000000" w:themeColor="text1"/>
+          <w:sz w:val="26"/>
+          <w:szCs w:val="26"/>
+        </w:rPr>
+        <w:tab/>
+      </w:r>
+      <w:r>
+        <w:rPr>
+          <w:color w:val="000000" w:themeColor="text1"/>
+          <w:sz w:val="26"/>
+          <w:szCs w:val="26"/>
+        </w:rPr>
+        <w:tab/>
+      </w:r>
+      <w:r>
+        <w:rPr>
+          <w:color w:val="000000" w:themeColor="text1"/>
+          <w:sz w:val="26"/>
+          <w:szCs w:val="26"/>
+        </w:rPr>
+        <w:t xml:space="preserve">[[NgayPhepHienTaiCon]] </w:t>
+      </w:r>
+      <w:r>
+        <w:rPr>
+          <w:color w:val="000000" w:themeColor="text1"/>
+          <w:sz w:val="26"/>
+          <w:szCs w:val="26"/>
+        </w:rPr>
+        <w:t>ngày</w:t>
+      </w:r>
+    </w:p>
+    <w:p>
+      <w:pPr>
+        <w:shd w:val="clear" w:color="auto" w:fill="FFFFFF" w:themeFill="background1"/>
+        <w:spacing w:after="0" w:line="276" w:lineRule="auto"/>
+        <w:rPr>
+          <w:color w:val="000000" w:themeColor="text1"/>
+          <w:sz w:val="26"/>
+          <w:szCs w:val="26"/>
+        </w:rPr>
+      </w:pPr>
+      <w:r>
+        <w:rPr>
+          <w:color w:val="000000" w:themeColor="text1"/>
+          <w:sz w:val="26"/>
+          <w:szCs w:val="26"/>
+        </w:rPr>
+        <w:t>Số ngày nghỉ phép trong đơn này:</w:t>
+      </w:r>
+      <w:r>
+        <w:rPr>
+          <w:color w:val="000000" w:themeColor="text1"/>
+          <w:sz w:val="26"/>
+          <w:szCs w:val="26"/>
+        </w:rPr>
+        <w:tab/>
+      </w:r>
+      <w:r>
+        <w:rPr>
+          <w:color w:val="000000" w:themeColor="text1"/>
+          <w:sz w:val="26"/>
+          <w:szCs w:val="26"/>
+        </w:rPr>
+        <w:t xml:space="preserve">[[SoNgayNghiPhep]] </w:t>
+      </w:r>
+      <w:r>
+        <w:rPr>
+          <w:color w:val="000000" w:themeColor="text1"/>
+          <w:sz w:val="26"/>
+          <w:szCs w:val="26"/>
+        </w:rPr>
+        <w:t>ngày</w:t>
+      </w:r>
+    </w:p>
+    <w:p>
+      <w:pPr>
+        <w:shd w:val="clear" w:color="auto" w:fill="FFFFFF" w:themeFill="background1"/>
+        <w:spacing w:after="0" w:line="276" w:lineRule="auto"/>
+        <w:rPr>
+          <w:color w:val="000000" w:themeColor="text1"/>
+          <w:sz w:val="26"/>
+          <w:szCs w:val="26"/>
+          <w:lang w:val="vi-VN"/>
+        </w:rPr>
+      </w:pPr>
+      <w:r>
+        <w:rPr>
+          <w:color w:val="000000" w:themeColor="text1"/>
+          <w:sz w:val="26"/>
+          <w:szCs w:val="26"/>
+        </w:rPr>
+        <w:t>Số ngày phép còn lại sau khi nghỉ</w:t>
+      </w:r>
+      <w:r>
+        <w:rPr>
+          <w:color w:val="000000" w:themeColor="text1"/>
+          <w:sz w:val="26"/>
+          <w:szCs w:val="26"/>
+          <w:lang w:val="vi-VN"/>
+        </w:rPr>
+        <w:t>:</w:t>
+      </w:r>
+      <w:r>
+        <w:rPr>
+          <w:color w:val="000000" w:themeColor="text1"/>
+          <w:sz w:val="26"/>
+          <w:szCs w:val="26"/>
+        </w:rPr>
+        <w:tab/>
+      </w:r>
+      <w:r>
+        <w:rPr>
+          <w:color w:val="000000" w:themeColor="text1"/>
+          <w:sz w:val="26"/>
+          <w:szCs w:val="26"/>
+        </w:rPr>
+        <w:t xml:space="preserve"> [[SoNgayConLai]] </w:t>
+      </w:r>
+      <w:r>
+        <w:rPr>
+          <w:color w:val="000000" w:themeColor="text1"/>
+          <w:sz w:val="26"/>
+          <w:szCs w:val="26"/>
+          <w:lang w:val="vi-VN"/>
+        </w:rPr>
+        <w:t>ngày</w:t>
+      </w:r>
+    </w:p>
+    <w:p>
+      <w:pPr>
+        <w:shd w:val="clear" w:color="auto" w:fill="FFFFFF" w:themeFill="background1"/>
+        <w:spacing w:after="0" w:line="276" w:lineRule="auto"/>
+        <w:rPr>
+          <w:color w:val="000000" w:themeColor="text1"/>
+          <w:sz w:val="26"/>
+          <w:szCs w:val="26"/>
+        </w:rPr>
+      </w:pPr>
+      <w:r>
+        <w:rPr>
+          <w:color w:val="000000" w:themeColor="text1"/>
+          <w:sz w:val="26"/>
+          <w:szCs w:val="26"/>
+        </w:rPr>
+        <w:t>Tôi cam đoan đã bàn giao công việc lại cho bộ phận có liên quan trước khi nghỉ phép.</w:t>
+      </w:r>
+    </w:p>
+    <w:p>
+      <w:pPr>
+        <w:shd w:val="clear" w:color="auto" w:fill="FFFFFF" w:themeFill="background1"/>
+        <w:spacing w:after="0" w:line="276" w:lineRule="auto"/>
+        <w:rPr>
+          <w:color w:val="000000" w:themeColor="text1"/>
+          <w:sz w:val="26"/>
+          <w:szCs w:val="26"/>
+        </w:rPr>
+      </w:pPr>
+      <w:r>
+        <w:rPr>
+          <w:color w:val="000000" w:themeColor="text1"/>
+          <w:sz w:val="26"/>
+          <w:szCs w:val="26"/>
+        </w:rPr>
+        <w:t xml:space="preserve">Kính </w:t>
+      </w:r>
+      <w:r>
+        <w:rPr>
+          <w:color w:val="000000" w:themeColor="text1"/>
+          <w:sz w:val="26"/>
+          <w:szCs w:val="26"/>
+          <w:lang w:val="vi-VN"/>
+        </w:rPr>
+        <w:t>m</w:t>
+      </w:r>
+      <w:r>
+        <w:rPr>
+          <w:color w:val="000000" w:themeColor="text1"/>
+          <w:sz w:val="26"/>
+          <w:szCs w:val="26"/>
+        </w:rPr>
+        <w:t>ong Ban Giám đốc, phòng Tổ chức Cán bộ,</w:t>
+      </w:r>
+      <w:r>
+        <w:rPr>
+          <w:color w:val="000000" w:themeColor="text1"/>
+          <w:sz w:val="26"/>
+          <w:szCs w:val="26"/>
+        </w:rPr>
+        <w:t xml:space="preserve"> [[</w:t>
+      </w:r>
+      <w:r>
+        <w:rPr>
+          <w:color w:val="000000" w:themeColor="text1"/>
+          <w:sz w:val="26"/>
+          <w:szCs w:val="26"/>
+        </w:rPr>
+        <w:t>DonViCongTacHV</w:t>
+      </w:r>
+      <w:r>
+        <w:rPr>
+          <w:color w:val="000000" w:themeColor="text1"/>
+          <w:sz w:val="26"/>
+          <w:szCs w:val="26"/>
+        </w:rPr>
+        <w:t xml:space="preserve">]] </w:t>
+      </w:r>
+      <w:r>
+        <w:rPr>
+          <w:color w:val="000000" w:themeColor="text1"/>
+          <w:sz w:val="26"/>
+          <w:szCs w:val="26"/>
+        </w:rPr>
+        <w:t>xem</w:t>
+      </w:r>
+      <w:r>
+        <w:rPr>
+          <w:color w:val="000000" w:themeColor="text1"/>
+          <w:sz w:val="26"/>
+          <w:szCs w:val="26"/>
+        </w:rPr>
+        <w:t xml:space="preserve"> </w:t>
+      </w:r>
+      <w:r>
+        <w:rPr>
+          <w:color w:val="000000" w:themeColor="text1"/>
+          <w:sz w:val="26"/>
+          <w:szCs w:val="26"/>
+        </w:rPr>
+        <w:t>xét</w:t>
+      </w:r>
+      <w:r>
+        <w:rPr>
+          <w:color w:val="000000" w:themeColor="text1"/>
+          <w:sz w:val="26"/>
+          <w:szCs w:val="26"/>
+        </w:rPr>
+        <w:t xml:space="preserve"> </w:t>
+      </w:r>
+      <w:r>
+        <w:rPr>
+          <w:color w:val="000000" w:themeColor="text1"/>
+          <w:sz w:val="26"/>
+          <w:szCs w:val="26"/>
+        </w:rPr>
+        <w:t>và</w:t>
+      </w:r>
+      <w:r>
+        <w:rPr>
+          <w:color w:val="000000" w:themeColor="text1"/>
+          <w:sz w:val="26"/>
+          <w:szCs w:val="26"/>
+        </w:rPr>
+        <w:t xml:space="preserve"> </w:t>
+      </w:r>
+      <w:r>
+        <w:rPr>
+          <w:color w:val="000000" w:themeColor="text1"/>
+          <w:sz w:val="26"/>
+          <w:szCs w:val="26"/>
+        </w:rPr>
+        <w:t>chấp</w:t>
+      </w:r>
+      <w:r>
+        <w:rPr>
+          <w:color w:val="000000" w:themeColor="text1"/>
+          <w:sz w:val="26"/>
+          <w:szCs w:val="26"/>
+        </w:rPr>
+        <w:t xml:space="preserve"> </w:t>
+      </w:r>
+      <w:r>
+        <w:rPr>
+          <w:color w:val="000000" w:themeColor="text1"/>
+          <w:sz w:val="26"/>
+          <w:szCs w:val="26"/>
+        </w:rPr>
+        <w:t>thuận.</w:t>
+      </w:r>
+    </w:p>
+    <w:p>
+      <w:pPr>
+        <w:shd w:val="clear" w:color="auto" w:fill="FFFFFF" w:themeFill="background1"/>
+        <w:spacing w:after="0" w:line="276" w:lineRule="auto"/>
+        <w:jc w:val="both"/>
+        <w:rPr>
+          <w:color w:val="000000" w:themeColor="text1"/>
+          <w:sz w:val="26"/>
+          <w:szCs w:val="26"/>
+        </w:rPr>
+      </w:pPr>
+      <w:r>
+        <w:rPr>
+          <w:color w:val="000000" w:themeColor="text1"/>
+          <w:sz w:val="26"/>
+          <w:szCs w:val="26"/>
+        </w:rPr>
+        <w:t>Tôi xin chân thành cảm ơn!</w:t>
+      </w:r>
+    </w:p>
+    <w:p>
+      <w:pPr>
+        <w:shd w:val="clear" w:color="auto" w:fill="FFFFFF" w:themeFill="background1"/>
+        <w:spacing w:after="0"/>
+        <w:jc w:val="right"/>
+        <w:rPr>
+          <w:color w:val="000000" w:themeColor="text1"/>
+          <w:sz w:val="26"/>
+          <w:szCs w:val="26"/>
+        </w:rPr>
+      </w:pPr>
+      <w:r>
+        <w:rPr>
+          <w:b/>
+          <w:color w:val="000000" w:themeColor="text1"/>
+          <w:sz w:val="26"/>
+          <w:szCs w:val="26"/>
+        </w:rPr>
+        <w:tab/>
+      </w:r>
+      <w:r>
+        <w:rPr>
+          <w:b/>
+          <w:color w:val="000000" w:themeColor="text1"/>
+          <w:sz w:val="26"/>
+          <w:szCs w:val="26"/>
+        </w:rPr>
+        <w:tab/>
+      </w:r>
+      <w:r>
+        <w:rPr>
+          <w:b/>
+          <w:color w:val="000000" w:themeColor="text1"/>
+          <w:sz w:val="26"/>
+          <w:szCs w:val="26"/>
+        </w:rPr>
+        <w:tab/>
+      </w:r>
+      <w:r>
+        <w:rPr>
+          <w:b/>
+          <w:color w:val="000000" w:themeColor="text1"/>
+          <w:sz w:val="26"/>
+          <w:szCs w:val="26"/>
+        </w:rPr>
+        <w:tab/>
+        <w:t xml:space="preserve">                </w:t>
+      </w:r>
+      <w:r>
+        <w:rPr>
+          <w:i/>
+          <w:color w:val="000000" w:themeColor="text1"/>
+          <w:sz w:val="26"/>
+          <w:szCs w:val="26"/>
+        </w:rPr>
+        <w:t>Hà Nội</w:t>
+      </w:r>
+      <w:r>
+        <w:rPr>
+          <w:i/>
+          <w:color w:val="000000" w:themeColor="text1"/>
+          <w:sz w:val="26"/>
+          <w:szCs w:val="26"/>
+        </w:rPr>
+        <w:t>, [[NgayThangNamHienTaiDayDu]]</w:t>
+      </w:r>
+    </w:p>
+    <w:tbl>
+      <w:tblPr>
+        <w:tblW w:w="9945" w:type="dxa"/>
+        <w:tblInd w:w="-162" w:type="dxa"/>
+        <w:tblLook w:val="04A0" w:firstRow="1" w:lastRow="0" w:firstColumn="1" w:lastColumn="0" w:noHBand="0" w:noVBand="1"/>
+      </w:tblPr>
+      <w:tblGrid>
+        <w:gridCol w:w="2680"/>
+        <w:gridCol w:w="2571"/>
+        <w:gridCol w:w="2418"/>
+        <w:gridCol w:w="2276"/>
+      </w:tblGrid>
+      <w:tr>
+        <w:trPr>
+          <w:trHeight w:val="363"/>
+        </w:trPr>
+        <w:tc>
+          <w:tcPr>
+            <w:tcW w:w="2680" w:type="dxa"/>
+          </w:tcPr>
+          <w:p>
+            <w:pPr>
+              <w:shd w:val="clear" w:color="auto" w:fill="FFFFFF" w:themeFill="background1"/>
+              <w:spacing w:before="100" w:beforeAutospacing="1" w:after="0"/>
+              <w:jc w:val="center"/>
+              <w:rPr>
+                <w:b/>
+                <w:color w:val="000000" w:themeColor="text1"/>
+                <w:sz w:val="26"/>
+                <w:szCs w:val="26"/>
+              </w:rPr>
+            </w:pPr>
+            <w:r>
+              <w:rPr>
+                <w:b/>
+                <w:color w:val="000000" w:themeColor="text1"/>
+                <w:sz w:val="26"/>
+                <w:szCs w:val="26"/>
+              </w:rPr>
+              <w:t xml:space="preserve">Giám đốc Bệnh viện             </w:t>
+            </w:r>
+          </w:p>
+        </w:tc>
+        <w:tc>
+          <w:tcPr>
+            <w:tcW w:w="2571" w:type="dxa"/>
+          </w:tcPr>
+          <w:p>
+            <w:pPr>
+              <w:shd w:val="clear" w:color="auto" w:fill="FFFFFF" w:themeFill="background1"/>
+              <w:spacing w:before="100" w:beforeAutospacing="1" w:after="0"/>
+              <w:jc w:val="center"/>
+              <w:rPr>
+                <w:b/>
+                <w:color w:val="000000" w:themeColor="text1"/>
+                <w:sz w:val="26"/>
+                <w:szCs w:val="26"/>
+              </w:rPr>
+            </w:pPr>
+            <w:r>
+              <w:rPr>
+                <w:b/>
+                <w:color w:val="000000" w:themeColor="text1"/>
+                <w:sz w:val="26"/>
+                <w:szCs w:val="26"/>
+              </w:rPr>
+              <w:t xml:space="preserve">  TP. TCCB</w:t>
+            </w:r>
+          </w:p>
+        </w:tc>
+        <w:tc>
+          <w:tcPr>
+            <w:tcW w:w="2418" w:type="dxa"/>
+          </w:tcPr>
+          <w:p>
+            <w:pPr>
+              <w:shd w:val="clear" w:color="auto" w:fill="FFFFFF" w:themeFill="background1"/>
+              <w:spacing w:before="100" w:beforeAutospacing="1" w:after="0"/>
+              <w:jc w:val="center"/>
+              <w:rPr>
+                <w:b/>
+                <w:color w:val="000000" w:themeColor="text1"/>
+                <w:sz w:val="26"/>
+                <w:szCs w:val="26"/>
+              </w:rPr>
+            </w:pPr>
+            <w:r>
+              <w:rPr>
+                <w:b/>
+                <w:color w:val="000000" w:themeColor="text1"/>
+                <w:sz w:val="26"/>
+                <w:szCs w:val="26"/>
+              </w:rPr>
+              <w:t>Lãnh đạo đơn vị</w:t>
+            </w:r>
+          </w:p>
+        </w:tc>
+        <w:tc>
+          <w:tcPr>
+            <w:tcW w:w="2276" w:type="dxa"/>
+          </w:tcPr>
+          <w:p>
+            <w:pPr>
+              <w:shd w:val="clear" w:color="auto" w:fill="FFFFFF" w:themeFill="background1"/>
+              <w:spacing w:before="100" w:beforeAutospacing="1" w:after="0"/>
+              <w:jc w:val="center"/>
+              <w:rPr>
+                <w:b/>
+                <w:color w:val="000000" w:themeColor="text1"/>
+                <w:sz w:val="26"/>
+                <w:szCs w:val="26"/>
+              </w:rPr>
+            </w:pPr>
+            <w:r>
+              <w:rPr>
+                <w:b/>
+                <w:color w:val="000000" w:themeColor="text1"/>
+                <w:sz w:val="26"/>
+                <w:szCs w:val="26"/>
+              </w:rPr>
+              <w:t xml:space="preserve"> Người làm đơn</w:t>
+            </w:r>
+          </w:p>
+        </w:tc>
+      </w:tr>
+      <w:tr>
+        <w:trPr>
+          <w:trHeight w:val="282"/>
+        </w:trPr>
+        <w:tc>
+          <w:tcPr>
+            <w:tcW w:w="2680" w:type="dxa"/>
+          </w:tcPr>
+          <w:p>
+            <w:pPr>
+              <w:shd w:val="clear" w:color="auto" w:fill="FFFFFF" w:themeFill="background1"/>
+              <w:spacing w:before="100" w:beforeAutospacing="1" w:after="0"/>
+              <w:jc w:val="center"/>
+              <w:rPr>
+                <w:i/>
+                <w:color w:val="000000" w:themeColor="text1"/>
+                <w:sz w:val="26"/>
+                <w:szCs w:val="26"/>
+              </w:rPr>
+            </w:pPr>
+            <w:r>
+              <w:rPr>
+                <w:i/>
+                <w:color w:val="000000" w:themeColor="text1"/>
+                <w:sz w:val="26"/>
+                <w:szCs w:val="26"/>
+              </w:rPr>
+              <w:t>(Ký, ghi rõ họ tên)</w:t>
+            </w:r>
+          </w:p>
+        </w:tc>
+        <w:tc>
+          <w:tcPr>
+            <w:tcW w:w="2571" w:type="dxa"/>
+          </w:tcPr>
+          <w:p>
+            <w:pPr>
+              <w:shd w:val="clear" w:color="auto" w:fill="FFFFFF" w:themeFill="background1"/>
+              <w:spacing w:before="100" w:beforeAutospacing="1" w:after="0"/>
+              <w:jc w:val="center"/>
+              <w:rPr>
+                <w:i/>
+                <w:color w:val="000000" w:themeColor="text1"/>
+                <w:sz w:val="26"/>
+                <w:szCs w:val="26"/>
+              </w:rPr>
+            </w:pPr>
+            <w:r>
+              <w:rPr>
+                <w:i/>
+                <w:color w:val="000000" w:themeColor="text1"/>
+                <w:sz w:val="26"/>
+                <w:szCs w:val="26"/>
+              </w:rPr>
+              <w:t xml:space="preserve">   (Ký, ghi rõ họ tên)</w:t>
+            </w:r>
+          </w:p>
+        </w:tc>
+        <w:tc>
+          <w:tcPr>
+            <w:tcW w:w="2418" w:type="dxa"/>
+          </w:tcPr>
+          <w:p>
+            <w:pPr>
+              <w:shd w:val="clear" w:color="auto" w:fill="FFFFFF" w:themeFill="background1"/>
+              <w:spacing w:before="100" w:beforeAutospacing="1" w:after="0"/>
+              <w:jc w:val="center"/>
+              <w:rPr>
+                <w:i/>
+                <w:color w:val="000000" w:themeColor="text1"/>
+                <w:sz w:val="26"/>
+                <w:szCs w:val="26"/>
+              </w:rPr>
+            </w:pPr>
+            <w:r>
+              <w:rPr>
+                <w:i/>
+                <w:color w:val="000000" w:themeColor="text1"/>
+                <w:sz w:val="26"/>
+                <w:szCs w:val="26"/>
+              </w:rPr>
+              <w:t>(Ký, ghi rõ họ tên)</w:t>
+            </w:r>
+          </w:p>
+        </w:tc>
+        <w:tc>
+          <w:tcPr>
+            <w:tcW w:w="2276" w:type="dxa"/>
+          </w:tcPr>
+          <w:p>
+            <w:pPr>
+              <w:shd w:val="clear" w:color="auto" w:fill="FFFFFF" w:themeFill="background1"/>
+              <w:spacing w:before="100" w:beforeAutospacing="1" w:after="0"/>
+              <w:jc w:val="center"/>
+              <w:rPr>
+                <w:i/>
+                <w:color w:val="000000" w:themeColor="text1"/>
+                <w:sz w:val="26"/>
+                <w:szCs w:val="26"/>
+              </w:rPr>
+            </w:pPr>
+            <w:r>
+              <w:rPr>
+                <w:i/>
+                <w:color w:val="000000" w:themeColor="text1"/>
+                <w:sz w:val="26"/>
+                <w:szCs w:val="26"/>
+              </w:rPr>
+              <w:t xml:space="preserve"> (Ký, ghi rõ họ tên)</w:t>
+            </w:r>
+          </w:p>
+        </w:tc>
+      </w:tr>
+    </w:tbl>
+    <w:p>
+      <w:pPr>
+        <w:shd w:val="clear" w:color="auto" w:fill="FFFFFF" w:themeFill="background1"/>
+        <w:spacing w:after="0"/>
+        <w:rPr>
+          <w:b/>
+          <w:bCs/>
+          <w:color w:val="000000" w:themeColor="text1"/>
+        </w:rPr>
+      </w:pPr>
+    </w:p>
+    <w:p>
+      <w:pPr>
+        <w:spacing w:after="0"/>
+      </w:pPr>
+    </w:p>
     <w:sectPr>
       <w:pgSz w:w="11907" w:h="16840" w:code="9"/>
       <w:pgMar w:top="1134" w:right="1134" w:bottom="1134" w:left="1701" w:header="720" w:footer="720" w:gutter="0"/>
@@ -14,7 +2135,7 @@
 </file>
 
 <file path=word/styles.xml><?xml version="1.0" encoding="utf-8"?>
-<w:styles xmlns:mc="http://schemas.openxmlformats.org/markup-compatibility/2006" xmlns:r="http://schemas.openxmlformats.org/officeDocument/2006/relationships" xmlns:w="http://schemas.openxmlformats.org/wordprocessingml/2006/main" xmlns:w14="http://schemas.microsoft.com/office/word/2010/wordml" xmlns:w15="http://schemas.microsoft.com/office/word/2012/wordml" xmlns:w16cex="http://schemas.microsoft.com/office/word/2018/wordml/cex" xmlns:w16cid="http://schemas.microsoft.com/office/word/2016/wordml/cid" xmlns:w16="http://schemas.microsoft.com/office/word/2018/wordml" xmlns:w16sdtdh="http://schemas.microsoft.com/office/word/2020/wordml/sdtdatahash" xmlns:w16se="http://schemas.microsoft.com/office/word/2015/wordml/symex" mc:Ignorable="w14 w15 w16se w16cid w16 w16cex w16sdtdh">
+<w:styles xmlns:mc="http://schemas.openxmlformats.org/markup-compatibility/2006" xmlns:r="http://schemas.openxmlformats.org/officeDocument/2006/relationships" xmlns:w="http://schemas.openxmlformats.org/wordprocessingml/2006/main" xmlns:w14="http://schemas.microsoft.com/office/word/2010/wordml" xmlns:w15="http://schemas.microsoft.com/office/word/2012/wordml" xmlns:w16cex="http://schemas.microsoft.com/office/word/2018/wordml/cex" xmlns:w16cid="http://schemas.microsoft.com/office/word/2016/wordml/cid" xmlns:w16="http://schemas.microsoft.com/office/word/2018/wordml" xmlns:w16du="http://schemas.microsoft.com/office/word/2023/wordml/word16du" xmlns:w16sdtdh="http://schemas.microsoft.com/office/word/2020/wordml/sdtdatahash" xmlns:w16sdtfl="http://schemas.microsoft.com/office/word/2024/wordml/sdtformatlock" xmlns:w16se="http://schemas.microsoft.com/office/word/2015/wordml/symex" mc:Ignorable="w14 w15 w16se w16cid w16 w16cex w16sdtdh w16sdtfl w16du">
   <w:docDefaults>
     <w:rPrDefault>
       <w:rPr>

--- a/QTQLĐT&HTQT03/QTQLĐT&HTQT03BM43.docx
+++ b/QTQLĐT&HTQT03/QTQLĐT&HTQT03BM43.docx
@@ -458,7 +458,23 @@
           <w:sz w:val="26"/>
           <w:szCs w:val="26"/>
         </w:rPr>
-        <w:t>[[SDTLienHe]]</w:t>
+        <w:t>[[</w:t>
+      </w:r>
+      <w:r>
+        <w:rPr>
+          <w:color w:val="000000" w:themeColor="text1"/>
+          <w:sz w:val="26"/>
+          <w:szCs w:val="26"/>
+        </w:rPr>
+        <w:t>SoDienThoaiHV</w:t>
+      </w:r>
+      <w:r>
+        <w:rPr>
+          <w:color w:val="000000" w:themeColor="text1"/>
+          <w:sz w:val="26"/>
+          <w:szCs w:val="26"/>
+        </w:rPr>
+        <w:t>]]</w:t>
       </w:r>
     </w:p>
     <w:p>
@@ -1269,34 +1285,15 @@
           <w:sz w:val="26"/>
           <w:szCs w:val="26"/>
         </w:rPr>
-        <w:t xml:space="preserve"> (Ghi </w:t>
-      </w:r>
-      <w:proofErr w:type="gramStart"/>
-      <w:r>
-        <w:rPr>
-          <w:i/>
-          <w:color w:val="000000" w:themeColor="text1"/>
-          <w:sz w:val="26"/>
-          <w:szCs w:val="26"/>
-        </w:rPr>
-        <w:t>rõ)</w:t>
-      </w:r>
-      <w:r>
-        <w:rPr>
-          <w:color w:val="000000" w:themeColor="text1"/>
-          <w:sz w:val="26"/>
-          <w:szCs w:val="26"/>
-        </w:rPr>
-        <w:t>…</w:t>
-      </w:r>
-      <w:proofErr w:type="gramEnd"/>
-      <w:r>
-        <w:rPr>
-          <w:color w:val="000000" w:themeColor="text1"/>
-          <w:sz w:val="26"/>
-          <w:szCs w:val="26"/>
-        </w:rPr>
-        <w:t>….</w:t>
+        <w:t xml:space="preserve"> (Ghi rõ)</w:t>
+      </w:r>
+      <w:r>
+        <w:rPr>
+          <w:color w:val="000000" w:themeColor="text1"/>
+          <w:sz w:val="26"/>
+          <w:szCs w:val="26"/>
+        </w:rPr>
+        <w:t>…….</w:t>
       </w:r>
     </w:p>
     <w:p>
@@ -1315,25 +1312,7 @@
           <w:sz w:val="26"/>
           <w:szCs w:val="26"/>
         </w:rPr>
-        <w:t xml:space="preserve">Lý </w:t>
-      </w:r>
-      <w:proofErr w:type="gramStart"/>
-      <w:r>
-        <w:rPr>
-          <w:color w:val="000000" w:themeColor="text1"/>
-          <w:sz w:val="26"/>
-          <w:szCs w:val="26"/>
-        </w:rPr>
-        <w:t>do</w:t>
-      </w:r>
-      <w:proofErr w:type="gramEnd"/>
-      <w:r>
-        <w:rPr>
-          <w:color w:val="000000" w:themeColor="text1"/>
-          <w:sz w:val="26"/>
-          <w:szCs w:val="26"/>
-        </w:rPr>
-        <w:t xml:space="preserve">: </w:t>
+        <w:t xml:space="preserve">Lý do: </w:t>
       </w:r>
       <w:r>
         <w:rPr>
@@ -1385,16 +1364,7 @@
           <w:sz w:val="26"/>
           <w:szCs w:val="26"/>
         </w:rPr>
-        <w:t>[[NghiPhepTuNgay</w:t>
-      </w:r>
-      <w:proofErr w:type="gramStart"/>
-      <w:r>
-        <w:rPr>
-          <w:color w:val="000000" w:themeColor="text1"/>
-          <w:sz w:val="26"/>
-          <w:szCs w:val="26"/>
-        </w:rPr>
-        <w:t>]]</w:t>
+        <w:t>[[NghiPhepTuNgay]]</w:t>
       </w:r>
       <w:r>
         <w:rPr>
@@ -1404,7 +1374,6 @@
         </w:rPr>
         <w:t xml:space="preserve">   </w:t>
       </w:r>
-      <w:proofErr w:type="gramEnd"/>
       <w:r>
         <w:rPr>
           <w:color w:val="000000" w:themeColor="text1"/>
@@ -2737,7 +2706,6 @@
   <w:style w:type="character" w:default="1" w:styleId="DefaultParagraphFont">
     <w:name w:val="Default Paragraph Font"/>
     <w:uiPriority w:val="1"/>
-    <w:semiHidden/>
     <w:unhideWhenUsed/>
   </w:style>
   <w:style w:type="table" w:default="1" w:styleId="TableNormal">
